--- a/Learn/2026-08-06-arvonluonnin-ajurit-blog-launch-and-text-provenance.docx
+++ b/Learn/2026-08-06-arvonluonnin-ajurit-blog-launch-and-text-provenance.docx
@@ -897,7 +897,7 @@
         <w:t xml:space="preserve"> </w:t>
       </w:r>
       <w:r>
-        <w:t xml:space="preserve">not performed this session — offered, not yet done. Say the word and this note plus the thesis renders can be pushed to the</w:t>
+        <w:t xml:space="preserve">✅ Done — 3 Google Docs in the</w:t>
       </w:r>
       <w:r>
         <w:t xml:space="preserve"> </w:t>
@@ -912,7 +912,25 @@
         <w:t xml:space="preserve"> </w:t>
       </w:r>
       <w:r>
-        <w:t xml:space="preserve">Drive folder.</w:t>
+        <w:t xml:space="preserve">Drive folder: this field note in full; a</w:t>
+      </w:r>
+      <w:r>
+        <w:t xml:space="preserve"> </w:t>
+      </w:r>
+      <w:r>
+        <w:t xml:space="preserve">“</w:t>
+      </w:r>
+      <w:r>
+        <w:t xml:space="preserve">Session Changes</w:t>
+      </w:r>
+      <w:r>
+        <w:t xml:space="preserve">”</w:t>
+      </w:r>
+      <w:r>
+        <w:t xml:space="preserve"> </w:t>
+      </w:r>
+      <w:r>
+        <w:t xml:space="preserve">doc with the actual new/changed text (handbook v1.11 pointer, roadmap v1.7.1 changelog, thesis §10.17/§14.48 in full — the 4 full thesis documents themselves, up to ~800KB each, were not re-uploaded whole; the repo remains their source of truth); and the 5-language blog post text in full.</w:t>
       </w:r>
     </w:p>
     <w:p>
